--- a/templates/pro.docx
+++ b/templates/pro.docx
@@ -23,8 +23,11 @@
         <w:tblW w:type="auto" w:w="0"/>
         <w:jc w:val="center"/>
         <w:tblLayout w:type="fixed"/>
+        <w:tblCellMar>
+          <w:left w:w="0" w:type="dxa"/>
+          <w:right w:w="0" w:type="dxa"/>
+        </w:tblCellMar>
         <w:tblLook w:firstColumn="1" w:firstRow="1" w:lastColumn="0" w:lastRow="0" w:noHBand="0" w:noVBand="1" w:val="04A0"/>
-        <w:tblLayout w:type="fixed"/>
       </w:tblPr>
       <w:tblGrid>
         <w:gridCol w:w="2835"/>
@@ -533,14 +536,14 @@
     <w:pPr>
       <w:keepNext/>
       <w:keepLines/>
-      <w:spacing w:before="80" w:after="100" w:line="276" w:lineRule="auto"/>
-      <w:outlineLvl w:val="0"/>
       <w:pBdr>
         <w:bottom w:val="single" w:sz="6" w:space="2" w:color="C9D1DB"/>
       </w:pBdr>
+      <w:spacing w:before="80" w:after="100" w:line="276" w:lineRule="auto"/>
+      <w:outlineLvl w:val="0"/>
     </w:pPr>
     <w:rPr>
-      <w:rFonts w:asciiTheme="majorHAnsi" w:eastAsiaTheme="majorEastAsia" w:hAnsiTheme="majorHAnsi" w:cstheme="majorBidi" w:ascii="Calibri" w:hAnsi="Calibri" w:eastAsia="Calibri"/>
+      <w:rFonts w:ascii="Calibri" w:hAnsi="Calibri" w:eastAsia="Calibri"/>
       <w:b/>
       <w:bCs/>
       <w:i w:val="0"/>
@@ -567,7 +570,7 @@
       <w:outlineLvl w:val="1"/>
     </w:pPr>
     <w:rPr>
-      <w:rFonts w:asciiTheme="majorHAnsi" w:eastAsiaTheme="majorEastAsia" w:hAnsiTheme="majorHAnsi" w:cstheme="majorBidi" w:ascii="Calibri" w:hAnsi="Calibri" w:eastAsia="Calibri"/>
+      <w:rFonts w:ascii="Calibri" w:hAnsi="Calibri" w:eastAsia="Calibri"/>
       <w:b/>
       <w:bCs/>
       <w:i w:val="0"/>
@@ -593,7 +596,7 @@
       <w:outlineLvl w:val="2"/>
     </w:pPr>
     <w:rPr>
-      <w:rFonts w:asciiTheme="majorHAnsi" w:eastAsiaTheme="majorEastAsia" w:hAnsiTheme="majorHAnsi" w:cstheme="majorBidi" w:ascii="Calibri" w:hAnsi="Calibri" w:eastAsia="Calibri"/>
+      <w:rFonts w:ascii="Calibri" w:hAnsi="Calibri" w:eastAsia="Calibri"/>
       <w:b/>
       <w:bCs/>
       <w:i w:val="0"/>
@@ -620,7 +623,7 @@
       <w:outlineLvl w:val="3"/>
     </w:pPr>
     <w:rPr>
-      <w:rFonts w:asciiTheme="majorHAnsi" w:eastAsiaTheme="majorEastAsia" w:hAnsiTheme="majorHAnsi" w:cstheme="majorBidi" w:ascii="Calibri" w:hAnsi="Calibri" w:eastAsia="Calibri"/>
+      <w:rFonts w:ascii="Calibri" w:hAnsi="Calibri" w:eastAsia="Calibri"/>
       <w:b w:val="0"/>
       <w:bCs/>
       <w:i w:val="0"/>
@@ -12206,10 +12209,10 @@
     <w:basedOn w:val="Normal"/>
     <w:pPr>
       <w:keepNext w:val="0"/>
-      <w:spacing w:before="0" w:after="200" w:line="276" w:lineRule="auto"/>
       <w:pBdr>
         <w:bottom w:val="single" w:sz="12" w:space="2" w:color="1F3A5F"/>
       </w:pBdr>
+      <w:spacing w:before="0" w:after="200" w:line="276" w:lineRule="auto"/>
     </w:pPr>
     <w:rPr>
       <w:rFonts w:ascii="Calibri" w:hAnsi="Calibri" w:eastAsia="Calibri"/>

--- a/templates/pro.docx
+++ b/templates/pro.docx
@@ -2,26 +2,10 @@
 <file path=word/document.xml><?xml version="1.0" encoding="utf-8"?>
 <w:document xmlns:wpc="http://schemas.microsoft.com/office/word/2010/wordprocessingCanvas" xmlns:mo="http://schemas.microsoft.com/office/mac/office/2008/main" xmlns:mc="http://schemas.openxmlformats.org/markup-compatibility/2006" xmlns:mv="urn:schemas-microsoft-com:mac:vml" xmlns:o="urn:schemas-microsoft-com:office:office" xmlns:r="http://schemas.openxmlformats.org/officeDocument/2006/relationships" xmlns:m="http://schemas.openxmlformats.org/officeDocument/2006/math" xmlns:v="urn:schemas-microsoft-com:vml" xmlns:wp14="http://schemas.microsoft.com/office/word/2010/wordprocessingDrawing" xmlns:wp="http://schemas.openxmlformats.org/drawingml/2006/wordprocessingDrawing" xmlns:w10="urn:schemas-microsoft-com:office:word" xmlns:w="http://schemas.openxmlformats.org/wordprocessingml/2006/main" xmlns:w14="http://schemas.microsoft.com/office/word/2010/wordml" xmlns:wpg="http://schemas.microsoft.com/office/word/2010/wordprocessingGroup" xmlns:wpi="http://schemas.microsoft.com/office/word/2010/wordprocessingInk" xmlns:wne="http://schemas.microsoft.com/office/word/2006/wordml" xmlns:wps="http://schemas.microsoft.com/office/word/2010/wordprocessingShape" mc:Ignorable="w14 wp14">
   <w:body>
-    <w:p>
-      <w:pPr>
-        <w:pStyle w:val="Name"/>
-      </w:pPr>
-      <w:r>
-        <w:t>{Name}</w:t>
-      </w:r>
-    </w:p>
-    <w:p>
-      <w:pPr>
-        <w:pStyle w:val="JobTitle"/>
-      </w:pPr>
-      <w:r>
-        <w:t>{Job Title}</w:t>
-      </w:r>
-    </w:p>
     <w:tbl>
       <w:tblPr>
         <w:tblW w:type="auto" w:w="0"/>
-        <w:jc w:val="center"/>
+        <w:jc w:val="left"/>
         <w:tblLayout w:type="fixed"/>
         <w:tblCellMar>
           <w:left w:w="0" w:type="dxa"/>
@@ -30,20 +14,76 @@
         <w:tblLook w:firstColumn="1" w:firstRow="1" w:lastColumn="0" w:lastRow="0" w:noHBand="0" w:noVBand="1" w:val="04A0"/>
       </w:tblPr>
       <w:tblGrid>
-        <w:gridCol w:w="2835"/>
-        <w:gridCol w:w="283"/>
-        <w:gridCol w:w="6973"/>
+        <w:gridCol w:w="3515"/>
+        <w:gridCol w:w="227"/>
+        <w:gridCol w:w="8164"/>
+      </w:tblGrid>
+      <w:tr>
+        <w:trPr>
+          <w:trHeight w:val="1928" w:hRule="exact"/>
+        </w:trPr>
+        <w:tc>
+          <w:tcPr>
+            <w:tcW w:type="dxa" w:w="11906"/>
+            <w:gridSpan w:val="3"/>
+            <w:tcBorders>
+              <w:bottom w:val="single" w:sz="18" w:space="0" w:color="1F3A5F"/>
+            </w:tcBorders>
+            <w:tcMar>
+              <w:top w:w="510" w:type="dxa"/>
+              <w:left w:w="793" w:type="dxa"/>
+              <w:bottom w:w="0" w:type="dxa"/>
+              <w:right w:w="793" w:type="dxa"/>
+            </w:tcMar>
+          </w:tcPr>
+          <w:p>
+            <w:pPr>
+              <w:pStyle w:val="Name"/>
+            </w:pPr>
+            <w:r>
+              <w:t>{Name}</w:t>
+            </w:r>
+          </w:p>
+          <w:p>
+            <w:pPr>
+              <w:pStyle w:val="JobTitle"/>
+            </w:pPr>
+            <w:r>
+              <w:t>{Job Title}</w:t>
+            </w:r>
+          </w:p>
+        </w:tc>
+      </w:tr>
+    </w:tbl>
+    <w:p>
+      <w:pPr>
+        <w:pStyle w:val="Anchor"/>
+      </w:pPr>
+    </w:p>
+    <w:tbl>
+      <w:tblPr>
+        <w:tblW w:type="auto" w:w="0"/>
+        <w:jc w:val="left"/>
+        <w:tblLayout w:type="fixed"/>
+        <w:tblCellMar>
+          <w:left w:w="0" w:type="dxa"/>
+          <w:right w:w="0" w:type="dxa"/>
+        </w:tblCellMar>
+        <w:tblLook w:firstColumn="1" w:firstRow="1" w:lastColumn="0" w:lastRow="0" w:noHBand="0" w:noVBand="1" w:val="04A0"/>
+      </w:tblPr>
+      <w:tblGrid>
+        <w:gridCol w:w="3515"/>
+        <w:gridCol w:w="8391"/>
       </w:tblGrid>
       <w:tr>
         <w:tc>
           <w:tcPr>
-            <w:tcW w:type="dxa" w:w="2835"/>
-            <w:shd w:val="clear" w:color="auto" w:fill="F3F5F8"/>
+            <w:tcW w:type="dxa" w:w="3515"/>
             <w:tcMar>
-              <w:top w:w="198" w:type="dxa"/>
-              <w:left w:w="198" w:type="dxa"/>
-              <w:bottom w:w="198" w:type="dxa"/>
-              <w:right w:w="198" w:type="dxa"/>
+              <w:top w:w="396" w:type="dxa"/>
+              <w:left w:w="396" w:type="dxa"/>
+              <w:bottom w:w="0" w:type="dxa"/>
+              <w:right w:w="340" w:type="dxa"/>
             </w:tcMar>
           </w:tcPr>
           <w:p>
@@ -54,38 +94,137 @@
         </w:tc>
         <w:tc>
           <w:tcPr>
-            <w:tcW w:type="dxa" w:w="283"/>
+            <w:tcW w:type="dxa" w:w="8391"/>
             <w:tcMar>
-              <w:top w:w="0" w:type="dxa"/>
-              <w:left w:w="0" w:type="dxa"/>
+              <w:top w:w="396" w:type="dxa"/>
+              <w:left w:w="453" w:type="dxa"/>
               <w:bottom w:w="0" w:type="dxa"/>
-              <w:right w:w="0" w:type="dxa"/>
-            </w:tcMar>
-          </w:tcPr>
-          <w:p/>
-        </w:tc>
-        <w:tc>
-          <w:tcPr>
-            <w:tcW w:type="dxa" w:w="6973"/>
-            <w:tcMar>
-              <w:top w:w="0" w:type="dxa"/>
-              <w:left w:w="0" w:type="dxa"/>
-              <w:bottom w:w="0" w:type="dxa"/>
-              <w:right w:w="0" w:type="dxa"/>
+              <w:right w:w="680" w:type="dxa"/>
             </w:tcMar>
           </w:tcPr>
           <w:p/>
         </w:tc>
       </w:tr>
     </w:tbl>
+    <w:p>
+      <w:pPr>
+        <w:pStyle w:val="Anchor"/>
+      </w:pPr>
+    </w:p>
     <w:sectPr>
+      <w:headerReference w:type="first" r:id="rId9"/>
+      <w:headerReference w:type="default" r:id="rId10"/>
       <w:pgSz w:w="11906" w:h="16838"/>
-      <w:pgMar w:top="794" w:right="907" w:bottom="794" w:left="907" w:header="720" w:footer="720" w:gutter="0"/>
+      <w:pgMar w:top="0" w:right="0" w:bottom="567" w:left="0" w:header="0" w:footer="0" w:gutter="0"/>
       <w:cols w:space="720"/>
+      <w:titlePg/>
       <w:docGrid w:linePitch="360"/>
     </w:sectPr>
   </w:body>
 </w:document>
+</file>
+
+<file path=word/header1.xml><?xml version="1.0" encoding="utf-8"?>
+<w:hdr xmlns:m="http://schemas.openxmlformats.org/officeDocument/2006/math" xmlns:mc="http://schemas.openxmlformats.org/markup-compatibility/2006" xmlns:mo="http://schemas.microsoft.com/office/mac/office/2008/main" xmlns:mv="urn:schemas-microsoft-com:mac:vml" xmlns:o="urn:schemas-microsoft-com:office:office" xmlns:r="http://schemas.openxmlformats.org/officeDocument/2006/relationships" xmlns:v="urn:schemas-microsoft-com:vml" xmlns:w10="urn:schemas-microsoft-com:office:word" xmlns:w14="http://schemas.microsoft.com/office/word/2010/wordml" xmlns:w="http://schemas.openxmlformats.org/wordprocessingml/2006/main" xmlns:wne="http://schemas.microsoft.com/office/word/2006/wordml" xmlns:wp14="http://schemas.microsoft.com/office/word/2010/wordprocessingDrawing" xmlns:wp="http://schemas.openxmlformats.org/drawingml/2006/wordprocessingDrawing" xmlns:wpc="http://schemas.microsoft.com/office/word/2010/wordprocessingCanvas" xmlns:wpg="http://schemas.microsoft.com/office/word/2010/wordprocessingGroup" xmlns:wpi="http://schemas.microsoft.com/office/word/2010/wordprocessingInk" xmlns:wps="http://schemas.microsoft.com/office/word/2010/wordprocessingShape" mc:Ignorable="w14 wp14">
+  <w:p>
+    <w:pPr>
+      <w:pStyle w:val="Anchor"/>
+    </w:pPr>
+    <w:r xmlns:a="http://schemas.openxmlformats.org/drawingml/2006/main">
+      <w:drawing>
+        <wp:anchor distT="0" distB="0" distL="0" distR="0" simplePos="0" relativeHeight="1001" behindDoc="1" locked="1" layoutInCell="0" allowOverlap="1">
+          <wp:simplePos x="0" y="0"/>
+          <wp:positionH relativeFrom="page">
+            <wp:posOffset>0</wp:posOffset>
+          </wp:positionH>
+          <wp:positionV relativeFrom="page">
+            <wp:posOffset>1256400</wp:posOffset>
+          </wp:positionV>
+          <wp:extent cx="2232000" cy="9435600"/>
+          <wp:effectExtent l="0" t="0" r="0" b="0"/>
+          <wp:wrapNone/>
+          <wp:docPr id="1001" name="Shape 1001"/>
+          <wp:cNvGraphicFramePr/>
+          <a:graphic>
+            <a:graphicData uri="http://schemas.microsoft.com/office/word/2010/wordprocessingShape">
+              <wps:wsp>
+                <wps:cNvSpPr/>
+                <wps:spPr>
+                  <a:xfrm>
+                    <a:off x="0" y="0"/>
+                    <a:ext cx="2232000" cy="9435600"/>
+                  </a:xfrm>
+                  <a:prstGeom prst="rect">
+                    <a:avLst/>
+                  </a:prstGeom>
+                  <a:solidFill>
+                    <a:srgbClr val="F3F5F8"/>
+                  </a:solidFill>
+                  <a:ln>
+                    <a:noFill/>
+                  </a:ln>
+                </wps:spPr>
+                <wps:bodyPr/>
+              </wps:wsp>
+            </a:graphicData>
+          </a:graphic>
+        </wp:anchor>
+      </w:drawing>
+    </w:r>
+  </w:p>
+</w:hdr>
+</file>
+
+<file path=word/header2.xml><?xml version="1.0" encoding="utf-8"?>
+<w:hdr xmlns:m="http://schemas.openxmlformats.org/officeDocument/2006/math" xmlns:mc="http://schemas.openxmlformats.org/markup-compatibility/2006" xmlns:mo="http://schemas.microsoft.com/office/mac/office/2008/main" xmlns:mv="urn:schemas-microsoft-com:mac:vml" xmlns:o="urn:schemas-microsoft-com:office:office" xmlns:r="http://schemas.openxmlformats.org/officeDocument/2006/relationships" xmlns:v="urn:schemas-microsoft-com:vml" xmlns:w10="urn:schemas-microsoft-com:office:word" xmlns:w14="http://schemas.microsoft.com/office/word/2010/wordml" xmlns:w="http://schemas.openxmlformats.org/wordprocessingml/2006/main" xmlns:wne="http://schemas.microsoft.com/office/word/2006/wordml" xmlns:wp14="http://schemas.microsoft.com/office/word/2010/wordprocessingDrawing" xmlns:wp="http://schemas.openxmlformats.org/drawingml/2006/wordprocessingDrawing" xmlns:wpc="http://schemas.microsoft.com/office/word/2010/wordprocessingCanvas" xmlns:wpg="http://schemas.microsoft.com/office/word/2010/wordprocessingGroup" xmlns:wpi="http://schemas.microsoft.com/office/word/2010/wordprocessingInk" xmlns:wps="http://schemas.microsoft.com/office/word/2010/wordprocessingShape" mc:Ignorable="w14 wp14">
+  <w:p>
+    <w:pPr>
+      <w:pStyle w:val="Anchor"/>
+      <w:spacing w:before="624"/>
+    </w:pPr>
+    <w:r xmlns:a="http://schemas.openxmlformats.org/drawingml/2006/main">
+      <w:drawing>
+        <wp:anchor distT="0" distB="0" distL="0" distR="0" simplePos="0" relativeHeight="1101" behindDoc="1" locked="1" layoutInCell="0" allowOverlap="1">
+          <wp:simplePos x="0" y="0"/>
+          <wp:positionH relativeFrom="page">
+            <wp:posOffset>0</wp:posOffset>
+          </wp:positionH>
+          <wp:positionV relativeFrom="page">
+            <wp:posOffset>0</wp:posOffset>
+          </wp:positionV>
+          <wp:extent cx="2232000" cy="10692000"/>
+          <wp:effectExtent l="0" t="0" r="0" b="0"/>
+          <wp:wrapNone/>
+          <wp:docPr id="1101" name="Shape 1101"/>
+          <wp:cNvGraphicFramePr/>
+          <a:graphic>
+            <a:graphicData uri="http://schemas.microsoft.com/office/word/2010/wordprocessingShape">
+              <wps:wsp>
+                <wps:cNvSpPr/>
+                <wps:spPr>
+                  <a:xfrm>
+                    <a:off x="0" y="0"/>
+                    <a:ext cx="2232000" cy="10692000"/>
+                  </a:xfrm>
+                  <a:prstGeom prst="rect">
+                    <a:avLst/>
+                  </a:prstGeom>
+                  <a:solidFill>
+                    <a:srgbClr val="F3F5F8"/>
+                  </a:solidFill>
+                  <a:ln>
+                    <a:noFill/>
+                  </a:ln>
+                </wps:spPr>
+                <wps:bodyPr/>
+              </wps:wsp>
+            </a:graphicData>
+          </a:graphic>
+        </wp:anchor>
+      </w:drawing>
+    </w:r>
+  </w:p>
+</w:hdr>
 </file>
 
 <file path=word/numbering.xml><?xml version="1.0" encoding="utf-8"?>
@@ -97,7 +236,7 @@
       <w:lvlText w:val="•"/>
       <w:lvlJc w:val="left"/>
       <w:pPr>
-        <w:ind w:left="284" w:hanging="227"/>
+        <w:ind w:left="255" w:hanging="255"/>
       </w:pPr>
       <w:rPr>
         <w:color w:val="1F3A5F"/>
@@ -470,14 +609,14 @@
     <w:rsid w:val="00FC693F"/>
     <w:pPr>
       <w:keepNext w:val="0"/>
-      <w:spacing w:before="0" w:after="60" w:line="276" w:lineRule="auto"/>
+      <w:spacing w:before="0" w:after="114" w:line="298" w:lineRule="auto"/>
     </w:pPr>
     <w:rPr>
-      <w:rFonts w:ascii="Calibri" w:hAnsi="Calibri" w:eastAsia="Calibri"/>
+      <w:rFonts w:ascii="Inter" w:hAnsi="Inter" w:eastAsia="Inter"/>
       <w:b w:val="0"/>
       <w:i w:val="0"/>
       <w:caps w:val="0"/>
-      <w:color w:val="222222"/>
+      <w:color w:val="1F2328"/>
       <w:sz w:val="19"/>
     </w:rPr>
   </w:style>
@@ -537,21 +676,19 @@
       <w:keepNext/>
       <w:keepLines/>
       <w:pBdr>
-        <w:bottom w:val="single" w:sz="6" w:space="2" w:color="C9D1DB"/>
+        <w:bottom w:val="single" w:sz="6" w:space="4" w:color="D5DBE3"/>
       </w:pBdr>
-      <w:spacing w:before="80" w:after="100" w:line="276" w:lineRule="auto"/>
+      <w:spacing w:before="0" w:after="140" w:line="298" w:lineRule="auto"/>
       <w:outlineLvl w:val="0"/>
     </w:pPr>
     <w:rPr>
-      <w:rFonts w:ascii="Calibri" w:hAnsi="Calibri" w:eastAsia="Calibri"/>
-      <w:b/>
-      <w:bCs/>
+      <w:rFonts w:ascii="Inter Bold" w:hAnsi="Inter Bold" w:eastAsia="Inter Bold" w:cs="Inter Bold"/>
       <w:i w:val="0"/>
       <w:caps/>
       <w:color w:val="1F3A5F"/>
-      <w:sz w:val="21"/>
+      <w:sz w:val="17"/>
       <w:szCs w:val="28"/>
-      <w:spacing w:val="20"/>
+      <w:spacing w:val="23"/>
     </w:rPr>
   </w:style>
   <w:style w:type="paragraph" w:styleId="Heading2">
@@ -566,17 +703,15 @@
     <w:pPr>
       <w:keepNext/>
       <w:keepLines/>
-      <w:spacing w:before="120" w:after="0" w:line="276" w:lineRule="auto"/>
+      <w:spacing w:before="170" w:after="0" w:line="298" w:lineRule="auto"/>
       <w:outlineLvl w:val="1"/>
     </w:pPr>
     <w:rPr>
-      <w:rFonts w:ascii="Calibri" w:hAnsi="Calibri" w:eastAsia="Calibri"/>
-      <w:b/>
-      <w:bCs/>
+      <w:rFonts w:ascii="Inter Bold" w:hAnsi="Inter Bold" w:eastAsia="Inter Bold" w:cs="Inter Bold"/>
       <w:i w:val="0"/>
       <w:caps w:val="0"/>
-      <w:color w:val="222222"/>
-      <w:sz w:val="21"/>
+      <w:color w:val="1F2328"/>
+      <w:sz w:val="20"/>
       <w:szCs w:val="26"/>
     </w:rPr>
   </w:style>
@@ -592,18 +727,16 @@
     <w:pPr>
       <w:keepNext/>
       <w:keepLines/>
-      <w:spacing w:before="0" w:after="60" w:line="276" w:lineRule="auto"/>
+      <w:spacing w:before="0" w:after="114" w:line="298" w:lineRule="auto"/>
       <w:outlineLvl w:val="2"/>
     </w:pPr>
     <w:rPr>
-      <w:rFonts w:ascii="Calibri" w:hAnsi="Calibri" w:eastAsia="Calibri"/>
-      <w:b/>
-      <w:bCs/>
+      <w:rFonts w:ascii="Inter Bold" w:hAnsi="Inter Bold" w:eastAsia="Inter Bold" w:cs="Inter Bold"/>
       <w:i w:val="0"/>
       <w:caps/>
       <w:color w:val="1F3A5F"/>
-      <w:sz w:val="18"/>
-      <w:spacing w:val="20"/>
+      <w:sz w:val="15"/>
+      <w:spacing w:val="21"/>
     </w:rPr>
   </w:style>
   <w:style w:type="paragraph" w:styleId="Heading4">
@@ -619,19 +752,19 @@
     <w:pPr>
       <w:keepNext/>
       <w:keepLines/>
-      <w:spacing w:before="60" w:after="0" w:line="276" w:lineRule="auto"/>
+      <w:spacing w:before="114" w:after="0" w:line="298" w:lineRule="auto"/>
       <w:outlineLvl w:val="3"/>
     </w:pPr>
     <w:rPr>
-      <w:rFonts w:ascii="Calibri" w:hAnsi="Calibri" w:eastAsia="Calibri"/>
+      <w:rFonts w:ascii="Inter" w:hAnsi="Inter" w:eastAsia="Inter"/>
       <w:b w:val="0"/>
       <w:bCs/>
       <w:i w:val="0"/>
       <w:iCs/>
       <w:caps/>
       <w:color w:val="6B7280"/>
-      <w:sz w:val="15"/>
-      <w:spacing w:val="16"/>
+      <w:sz w:val="13"/>
+      <w:spacing w:val="13"/>
     </w:rPr>
   </w:style>
   <w:style w:type="paragraph" w:styleId="Heading5">
@@ -914,16 +1047,16 @@
     <w:rsid w:val="00FC693F"/>
     <w:pPr>
       <w:keepNext w:val="0"/>
-      <w:spacing w:before="0" w:after="40" w:line="276" w:lineRule="auto"/>
+      <w:spacing w:before="0" w:after="46" w:line="298" w:lineRule="auto"/>
       <w:ind w:left="720"/>
       <w:contextualSpacing/>
     </w:pPr>
     <w:rPr>
-      <w:rFonts w:ascii="Calibri" w:hAnsi="Calibri" w:eastAsia="Calibri"/>
+      <w:rFonts w:ascii="Inter" w:hAnsi="Inter" w:eastAsia="Inter"/>
       <w:b w:val="0"/>
       <w:i w:val="0"/>
       <w:caps w:val="0"/>
-      <w:color w:val="222222"/>
+      <w:color w:val="1F2328"/>
       <w:sz w:val="19"/>
     </w:rPr>
   </w:style>
@@ -1296,8 +1429,7 @@
       <w:spacing w:line="240" w:lineRule="auto"/>
     </w:pPr>
     <w:rPr>
-      <w:b/>
-      <w:bCs/>
+      <w:rFonts w:ascii="Inter Bold" w:hAnsi="Inter Bold" w:eastAsia="Inter Bold" w:cs="Inter Bold"/>
       <w:color w:val="4F81BD" w:themeColor="accent1"/>
       <w:sz w:val="18"/>
       <w:szCs w:val="18"/>
@@ -1341,8 +1473,7 @@
       <w:ind w:left="936" w:right="936"/>
     </w:pPr>
     <w:rPr>
-      <w:b/>
-      <w:bCs/>
+      <w:rFonts w:ascii="Inter Bold" w:hAnsi="Inter Bold" w:eastAsia="Inter Bold" w:cs="Inter Bold"/>
       <w:i/>
       <w:iCs/>
       <w:color w:val="4F81BD" w:themeColor="accent1"/>
@@ -12193,15 +12324,15 @@
     <w:basedOn w:val="Normal"/>
     <w:pPr>
       <w:keepNext w:val="0"/>
-      <w:spacing w:before="0" w:after="0" w:line="240" w:lineRule="auto"/>
+      <w:spacing w:before="0" w:after="0" w:line="218" w:lineRule="auto"/>
     </w:pPr>
     <w:rPr>
-      <w:rFonts w:ascii="Calibri" w:hAnsi="Calibri" w:eastAsia="Calibri"/>
-      <w:b/>
+      <w:rFonts w:ascii="Inter Bold" w:hAnsi="Inter Bold" w:eastAsia="Inter Bold" w:cs="Inter Bold"/>
       <w:i w:val="0"/>
       <w:caps w:val="0"/>
       <w:color w:val="1F3A5F"/>
       <w:sz w:val="48"/>
+      <w:spacing w:val="-4"/>
     </w:rPr>
   </w:style>
   <w:style w:type="paragraph" w:customStyle="1" w:styleId="JobTitle">
@@ -12209,19 +12340,32 @@
     <w:basedOn w:val="Normal"/>
     <w:pPr>
       <w:keepNext w:val="0"/>
-      <w:pBdr>
-        <w:bottom w:val="single" w:sz="12" w:space="2" w:color="1F3A5F"/>
-      </w:pBdr>
-      <w:spacing w:before="0" w:after="200" w:line="276" w:lineRule="auto"/>
+      <w:spacing w:before="86" w:after="0" w:line="298" w:lineRule="auto"/>
     </w:pPr>
     <w:rPr>
-      <w:rFonts w:ascii="Calibri" w:hAnsi="Calibri" w:eastAsia="Calibri"/>
+      <w:rFonts w:ascii="Inter" w:hAnsi="Inter" w:eastAsia="Inter"/>
+      <w:b w:val="0"/>
+      <w:i w:val="0"/>
+      <w:caps/>
+      <w:color w:val="6B7280"/>
+      <w:sz w:val="16"/>
+      <w:spacing w:val="22"/>
+    </w:rPr>
+  </w:style>
+  <w:style w:type="paragraph" w:customStyle="1" w:styleId="Anchor">
+    <w:name w:val="Anchor"/>
+    <w:basedOn w:val="Normal"/>
+    <w:pPr>
+      <w:keepNext w:val="0"/>
+      <w:spacing w:before="0" w:after="0" w:line="198" w:lineRule="auto"/>
+    </w:pPr>
+    <w:rPr>
+      <w:rFonts w:ascii="Inter" w:hAnsi="Inter" w:eastAsia="Inter"/>
       <w:b w:val="0"/>
       <w:i w:val="0"/>
       <w:caps w:val="0"/>
-      <w:color w:val="6B7280"/>
-      <w:sz w:val="20"/>
-      <w:spacing w:val="30"/>
+      <w:color w:val="1F2328"/>
+      <w:sz w:val="4"/>
     </w:rPr>
   </w:style>
   <w:style w:type="paragraph" w:customStyle="1" w:styleId="Date">
@@ -12229,32 +12373,67 @@
     <w:basedOn w:val="Normal"/>
     <w:pPr>
       <w:keepNext/>
-      <w:spacing w:before="0" w:after="60" w:line="276" w:lineRule="auto"/>
+      <w:spacing w:before="28" w:after="114" w:line="298" w:lineRule="auto"/>
     </w:pPr>
     <w:rPr>
-      <w:rFonts w:ascii="Calibri" w:hAnsi="Calibri" w:eastAsia="Calibri"/>
+      <w:rFonts w:ascii="Inter" w:hAnsi="Inter" w:eastAsia="Inter"/>
+      <w:b w:val="0"/>
+      <w:i w:val="0"/>
+      <w:caps/>
+      <w:color w:val="6B7280"/>
+      <w:sz w:val="14"/>
+      <w:spacing w:val="11"/>
+    </w:rPr>
+  </w:style>
+  <w:style w:type="paragraph" w:customStyle="1" w:styleId="SidebarText">
+    <w:name w:val="Sidebar Text"/>
+    <w:basedOn w:val="Normal"/>
+    <w:pPr>
+      <w:keepNext w:val="0"/>
+      <w:spacing w:before="0" w:after="0" w:line="298" w:lineRule="auto"/>
+    </w:pPr>
+    <w:rPr>
+      <w:rFonts w:ascii="Inter" w:hAnsi="Inter" w:eastAsia="Inter"/>
       <w:b w:val="0"/>
       <w:i w:val="0"/>
       <w:caps w:val="0"/>
-      <w:color w:val="6B7280"/>
-      <w:sz w:val="16"/>
-      <w:spacing w:val="10"/>
+      <w:color w:val="1F2328"/>
+      <w:sz w:val="17"/>
     </w:rPr>
   </w:style>
-  <w:style w:type="paragraph" w:customStyle="1" w:styleId="SidebarText">
-    <w:name w:val="Sidebar Text"/>
+  <w:style w:type="paragraph" w:customStyle="1" w:styleId="CVKeyValue">
+    <w:name w:val="CV Key Value"/>
     <w:basedOn w:val="Normal"/>
     <w:pPr>
       <w:keepNext w:val="0"/>
-      <w:spacing w:before="0" w:after="20" w:line="276" w:lineRule="auto"/>
+      <w:tabs>
+        <w:tab w:pos="2778" w:val="right"/>
+      </w:tabs>
+      <w:spacing w:before="0" w:after="0" w:line="298" w:lineRule="auto"/>
     </w:pPr>
     <w:rPr>
-      <w:rFonts w:ascii="Calibri" w:hAnsi="Calibri" w:eastAsia="Calibri"/>
+      <w:rFonts w:ascii="Inter" w:hAnsi="Inter" w:eastAsia="Inter"/>
       <w:b w:val="0"/>
       <w:i w:val="0"/>
       <w:caps w:val="0"/>
-      <w:color w:val="222222"/>
-      <w:sz w:val="18"/>
+      <w:color w:val="1F2328"/>
+      <w:sz w:val="17"/>
+    </w:rPr>
+  </w:style>
+  <w:style w:type="paragraph" w:customStyle="1" w:styleId="CVTools">
+    <w:name w:val="CV Tools"/>
+    <w:basedOn w:val="Normal"/>
+    <w:pPr>
+      <w:keepNext w:val="0"/>
+      <w:spacing w:before="113" w:after="0" w:line="377" w:lineRule="auto"/>
+    </w:pPr>
+    <w:rPr>
+      <w:rFonts w:ascii="Inter" w:hAnsi="Inter" w:eastAsia="Inter"/>
+      <w:b w:val="0"/>
+      <w:i w:val="0"/>
+      <w:caps w:val="0"/>
+      <w:color w:val="1F2328"/>
+      <w:sz w:val="14"/>
     </w:rPr>
   </w:style>
   <w:style w:type="paragraph" w:customStyle="1" w:styleId="SidebarSectionsSpacing">
@@ -12262,14 +12441,14 @@
     <w:basedOn w:val="Normal"/>
     <w:pPr>
       <w:keepNext w:val="0"/>
-      <w:spacing w:before="0" w:after="120" w:line="276" w:lineRule="auto"/>
+      <w:spacing w:before="0" w:after="160" w:line="298" w:lineRule="auto"/>
     </w:pPr>
     <w:rPr>
-      <w:rFonts w:ascii="Calibri" w:hAnsi="Calibri" w:eastAsia="Calibri"/>
+      <w:rFonts w:ascii="Inter" w:hAnsi="Inter" w:eastAsia="Inter"/>
       <w:b w:val="0"/>
       <w:i w:val="0"/>
       <w:caps w:val="0"/>
-      <w:color w:val="222222"/>
+      <w:color w:val="1F2328"/>
       <w:sz w:val="8"/>
     </w:rPr>
   </w:style>
@@ -12278,15 +12457,44 @@
     <w:basedOn w:val="Normal"/>
     <w:pPr>
       <w:keepNext w:val="0"/>
-      <w:spacing w:before="0" w:after="80" w:line="276" w:lineRule="auto"/>
+      <w:spacing w:before="0" w:after="100" w:line="298" w:lineRule="auto"/>
     </w:pPr>
     <w:rPr>
-      <w:rFonts w:ascii="Calibri" w:hAnsi="Calibri" w:eastAsia="Calibri"/>
+      <w:rFonts w:ascii="Inter" w:hAnsi="Inter" w:eastAsia="Inter"/>
       <w:b w:val="0"/>
       <w:i w:val="0"/>
       <w:caps w:val="0"/>
-      <w:color w:val="222222"/>
+      <w:color w:val="1F2328"/>
       <w:sz w:val="8"/>
+    </w:rPr>
+  </w:style>
+  <w:style w:type="character" w:customStyle="1" w:styleId="CVMuted">
+    <w:name w:val="CV Muted"/>
+    <w:rPr>
+      <w:rFonts w:ascii="Inter" w:hAnsi="Inter"/>
+      <w:color w:val="6B7280"/>
+    </w:rPr>
+  </w:style>
+  <w:style w:type="character" w:customStyle="1" w:styleId="CVTool">
+    <w:name w:val="CV Tool"/>
+    <w:rPr>
+      <w:rFonts w:ascii="Inter" w:hAnsi="Inter"/>
+      <w:color w:val="374151"/>
+      <w:sz w:val="14"/>
+      <w:bdr w:val="single" w:sz="6" w:space="0" w:color="D5DBE3"/>
+    </w:rPr>
+  </w:style>
+  <w:style w:type="character" w:customStyle="1" w:styleId="CVToolMark">
+    <w:name w:val="CV Tool Mark"/>
+    <w:rPr>
+      <w:rFonts w:ascii="Inter" w:hAnsi="Inter"/>
+      <w:sz w:val="4"/>
+    </w:rPr>
+  </w:style>
+  <w:style w:type="character" w:customStyle="1" w:styleId="CVStrong">
+    <w:name w:val="CV Strong"/>
+    <w:rPr>
+      <w:rFonts w:ascii="Inter Bold" w:hAnsi="Inter Bold"/>
     </w:rPr>
   </w:style>
 </w:styles>
